--- a/public/templates/mails/mail_fin_formation.docx
+++ b/public/templates/mails/mail_fin_formation.docx
@@ -683,7 +683,7 @@
           <w:rFonts w:ascii="Arial" w:cs="Arial" w:eastAsia="Arial" w:hAnsi="Arial"/>
           <w:rtl w:val="0"/>
         </w:rPr>
-        <w:t xml:space="preserve">Afin d’évaluer la qualité de la sessiosn et d’améliorer nos actions, merci de compléter votre bilan à chaud. </w:t>
+        <w:t xml:space="preserve">Afin d’évaluer la qualité de la session et d’améliorer nos actions, merci de compléter votre bilan à chaud. </w:t>
       </w:r>
       <w:r>
         <w:rPr>
